--- a/meletes/pyrosvestires-rodou-2026/ΤΕΧΝΙΚΗ_ΕΚΘΕΣΗ_ΠΥΡΟΣΒΕΣΤΗΡΕΣ_ΡΟΔΟΥ_2026.docx
+++ b/meletes/pyrosvestires-rodou-2026/ΤΕΧΝΙΚΗ_ΕΚΘΕΣΗ_ΠΥΡΟΣΒΕΣΤΗΡΕΣ_ΡΟΔΟΥ_2026.docx
@@ -133,7 +133,7 @@
           <w:sz w:val="22"/>
           <w:szCs w:val="22"/>
         </w:rPr>
-        <w:t xml:space="preserve">Ενδεικτικός προϋπολογισμός: 5.999,47 € (συμπεριλαμβανομένου Φ.Π.Α. 24%)</w:t>
+        <w:t xml:space="preserve">Ενδεικτικός προϋπολογισμός: 5.928,64 € (συμπεριλαμβανομένου Φ.Π.Α. 24%)</w:t>
       </w:r>
     </w:p>
     <w:p>
@@ -4530,7 +4530,7 @@
           <w:sz w:val="19"/>
           <w:szCs w:val="19"/>
         </w:rPr>
-        <w:t xml:space="preserve">2,90 €</w:t>
+        <w:t xml:space="preserve">31,46 €</w:t>
       </w:r>
       <w:r>
         <w:rPr>
@@ -4548,7 +4548,7 @@
           <w:sz w:val="19"/>
           <w:szCs w:val="19"/>
         </w:rPr>
-        <w:t xml:space="preserve">2,90 €</w:t>
+        <w:t xml:space="preserve">31,46 €</w:t>
       </w:r>
       <w:r>
         <w:rPr>
@@ -4893,7 +4893,7 @@
           <w:sz w:val="19"/>
           <w:szCs w:val="19"/>
         </w:rPr>
-        <w:t xml:space="preserve">31,46 €</w:t>
+        <w:t xml:space="preserve">2,90 €</w:t>
       </w:r>
       <w:r>
         <w:rPr>
@@ -4911,7 +4911,7 @@
           <w:sz w:val="19"/>
           <w:szCs w:val="19"/>
         </w:rPr>
-        <w:t xml:space="preserve">94,38 €</w:t>
+        <w:t xml:space="preserve">8,70 €</w:t>
       </w:r>
       <w:r>
         <w:rPr>
@@ -8615,7 +8615,7 @@
                 <w:sz w:val="17"/>
                 <w:szCs w:val="17"/>
               </w:rPr>
-              <w:t xml:space="preserve">2,90 €</w:t>
+              <w:t xml:space="preserve">31,46 €</w:t>
             </w:r>
           </w:p>
         </w:tc>
@@ -8641,7 +8641,7 @@
                 <w:sz w:val="17"/>
                 <w:szCs w:val="17"/>
               </w:rPr>
-              <w:t xml:space="preserve">2,90 €</w:t>
+              <w:t xml:space="preserve">31,46 €</w:t>
             </w:r>
           </w:p>
         </w:tc>
@@ -8935,7 +8935,7 @@
                 <w:sz w:val="17"/>
                 <w:szCs w:val="17"/>
               </w:rPr>
-              <w:t xml:space="preserve">31,46 €</w:t>
+              <w:t xml:space="preserve">2,90 €</w:t>
             </w:r>
           </w:p>
         </w:tc>
@@ -8961,7 +8961,7 @@
                 <w:sz w:val="17"/>
                 <w:szCs w:val="17"/>
               </w:rPr>
-              <w:t xml:space="preserve">94,38 €</w:t>
+              <w:t xml:space="preserve">8,70 €</w:t>
             </w:r>
           </w:p>
         </w:tc>
@@ -10786,7 +10786,7 @@
                 <w:sz w:val="18"/>
                 <w:szCs w:val="18"/>
               </w:rPr>
-              <w:t xml:space="preserve">4.838,28 €</w:t>
+              <w:t xml:space="preserve">4.781,16 €</w:t>
             </w:r>
           </w:p>
         </w:tc>
@@ -10848,7 +10848,7 @@
                 <w:sz w:val="18"/>
                 <w:szCs w:val="18"/>
               </w:rPr>
-              <w:t xml:space="preserve">1.161,19 €</w:t>
+              <w:t xml:space="preserve">1.147,48 €</w:t>
             </w:r>
           </w:p>
         </w:tc>
@@ -10910,7 +10910,7 @@
                 <w:sz w:val="18"/>
                 <w:szCs w:val="18"/>
               </w:rPr>
-              <w:t xml:space="preserve">5.999,47 €</w:t>
+              <w:t xml:space="preserve">5.928,64 €</w:t>
             </w:r>
           </w:p>
         </w:tc>
